--- a/document/entire_system.docx
+++ b/document/entire_system.docx
@@ -6515,14 +6515,13 @@
         <w:rPr>
           <w:i/>
           <w:iCs/>
-          <w:noProof/>
         </w:rPr>
         <w:lastRenderedPageBreak/>
         <w:drawing>
-          <wp:inline distT="0" distB="0" distL="0" distR="0" wp14:anchorId="7D5F8037" wp14:editId="7C9B2CFE">
+          <wp:inline distT="0" distB="0" distL="0" distR="0" wp14:anchorId="01F4B12A" wp14:editId="27D4A634">
             <wp:extent cx="5943600" cy="3343275"/>
             <wp:effectExtent l="0" t="0" r="0" b="9525"/>
-            <wp:docPr id="2012122786" name="Picture 1"/>
+            <wp:docPr id="1935274042" name="Picture 1"/>
             <wp:cNvGraphicFramePr>
               <a:graphicFrameLocks xmlns:a="http://schemas.openxmlformats.org/drawingml/2006/main" noChangeAspect="1"/>
             </wp:cNvGraphicFramePr>
@@ -6530,7 +6529,7 @@
               <a:graphicData uri="http://schemas.openxmlformats.org/drawingml/2006/picture">
                 <pic:pic xmlns:pic="http://schemas.openxmlformats.org/drawingml/2006/picture">
                   <pic:nvPicPr>
-                    <pic:cNvPr id="2012122786" name=""/>
+                    <pic:cNvPr id="1935274042" name=""/>
                     <pic:cNvPicPr/>
                   </pic:nvPicPr>
                   <pic:blipFill>
@@ -6567,13 +6566,12 @@
         <w:rPr>
           <w:i/>
           <w:iCs/>
-          <w:noProof/>
         </w:rPr>
         <w:drawing>
-          <wp:inline distT="0" distB="0" distL="0" distR="0" wp14:anchorId="0D5C56E6" wp14:editId="71593B00">
+          <wp:inline distT="0" distB="0" distL="0" distR="0" wp14:anchorId="6F4D06AE" wp14:editId="7BAD05A9">
             <wp:extent cx="5943600" cy="3343275"/>
             <wp:effectExtent l="0" t="0" r="0" b="9525"/>
-            <wp:docPr id="1318000439" name="Picture 1"/>
+            <wp:docPr id="677573637" name="Picture 1"/>
             <wp:cNvGraphicFramePr>
               <a:graphicFrameLocks xmlns:a="http://schemas.openxmlformats.org/drawingml/2006/main" noChangeAspect="1"/>
             </wp:cNvGraphicFramePr>
@@ -6581,7 +6579,7 @@
               <a:graphicData uri="http://schemas.openxmlformats.org/drawingml/2006/picture">
                 <pic:pic xmlns:pic="http://schemas.openxmlformats.org/drawingml/2006/picture">
                   <pic:nvPicPr>
-                    <pic:cNvPr id="1318000439" name=""/>
+                    <pic:cNvPr id="677573637" name=""/>
                     <pic:cNvPicPr/>
                   </pic:nvPicPr>
                   <pic:blipFill>
@@ -6608,6 +6606,21 @@
     </w:p>
     <w:p>
       <w:pPr>
+        <w:rPr>
+          <w:i/>
+          <w:iCs/>
+        </w:rPr>
+      </w:pPr>
+      <w:r>
+        <w:rPr>
+          <w:i/>
+          <w:iCs/>
+        </w:rPr>
+        <w:br w:type="page"/>
+      </w:r>
+    </w:p>
+    <w:p>
+      <w:pPr>
         <w:jc w:val="center"/>
         <w:rPr>
           <w:i/>
@@ -6619,6 +6632,7 @@
           <w:i/>
           <w:iCs/>
         </w:rPr>
+        <w:lastRenderedPageBreak/>
         <w:t>outer_loop_pi</w:t>
       </w:r>
     </w:p>
@@ -6636,7 +6650,6 @@
           <w:iCs/>
           <w:noProof/>
         </w:rPr>
-        <w:lastRenderedPageBreak/>
         <w:drawing>
           <wp:inline distT="0" distB="0" distL="0" distR="0" wp14:anchorId="79A95E18" wp14:editId="49922274">
             <wp:extent cx="5943600" cy="3343275"/>
@@ -6686,13 +6699,12 @@
         <w:rPr>
           <w:i/>
           <w:iCs/>
-          <w:noProof/>
         </w:rPr>
         <w:drawing>
-          <wp:inline distT="0" distB="0" distL="0" distR="0" wp14:anchorId="4AFE7530" wp14:editId="35FC8F57">
+          <wp:inline distT="0" distB="0" distL="0" distR="0" wp14:anchorId="19CDABDC" wp14:editId="74F5590F">
             <wp:extent cx="5943600" cy="3343275"/>
             <wp:effectExtent l="0" t="0" r="0" b="9525"/>
-            <wp:docPr id="178844363" name="Picture 1"/>
+            <wp:docPr id="795691404" name="Picture 1"/>
             <wp:cNvGraphicFramePr>
               <a:graphicFrameLocks xmlns:a="http://schemas.openxmlformats.org/drawingml/2006/main" noChangeAspect="1"/>
             </wp:cNvGraphicFramePr>
@@ -6700,7 +6712,7 @@
               <a:graphicData uri="http://schemas.openxmlformats.org/drawingml/2006/picture">
                 <pic:pic xmlns:pic="http://schemas.openxmlformats.org/drawingml/2006/picture">
                   <pic:nvPicPr>
-                    <pic:cNvPr id="178844363" name=""/>
+                    <pic:cNvPr id="795691404" name=""/>
                     <pic:cNvPicPr/>
                   </pic:nvPicPr>
                   <pic:blipFill>
@@ -6889,15 +6901,12 @@
         <w:jc w:val="center"/>
       </w:pPr>
       <w:r>
-        <w:rPr>
-          <w:noProof/>
-        </w:rPr>
         <w:lastRenderedPageBreak/>
         <w:drawing>
-          <wp:inline distT="0" distB="0" distL="0" distR="0" wp14:anchorId="09028874" wp14:editId="3DBA4DCA">
+          <wp:inline distT="0" distB="0" distL="0" distR="0" wp14:anchorId="76851B8C" wp14:editId="72BEABB8">
             <wp:extent cx="5943600" cy="3343275"/>
             <wp:effectExtent l="0" t="0" r="0" b="9525"/>
-            <wp:docPr id="1245843005" name="Picture 1"/>
+            <wp:docPr id="219693921" name="Picture 1"/>
             <wp:cNvGraphicFramePr>
               <a:graphicFrameLocks xmlns:a="http://schemas.openxmlformats.org/drawingml/2006/main" noChangeAspect="1"/>
             </wp:cNvGraphicFramePr>
@@ -6905,7 +6914,7 @@
               <a:graphicData uri="http://schemas.openxmlformats.org/drawingml/2006/picture">
                 <pic:pic xmlns:pic="http://schemas.openxmlformats.org/drawingml/2006/picture">
                   <pic:nvPicPr>
-                    <pic:cNvPr id="1245843005" name=""/>
+                    <pic:cNvPr id="219693921" name=""/>
                     <pic:cNvPicPr/>
                   </pic:nvPicPr>
                   <pic:blipFill>
@@ -6935,14 +6944,11 @@
         <w:jc w:val="center"/>
       </w:pPr>
       <w:r>
-        <w:rPr>
-          <w:noProof/>
-        </w:rPr>
         <w:drawing>
-          <wp:inline distT="0" distB="0" distL="0" distR="0" wp14:anchorId="1A9EA218" wp14:editId="5EC2A07E">
+          <wp:inline distT="0" distB="0" distL="0" distR="0" wp14:anchorId="4C0730DC" wp14:editId="14DCED4D">
             <wp:extent cx="5943600" cy="3343275"/>
             <wp:effectExtent l="0" t="0" r="0" b="9525"/>
-            <wp:docPr id="1790411897" name="Picture 1"/>
+            <wp:docPr id="706841549" name="Picture 1"/>
             <wp:cNvGraphicFramePr>
               <a:graphicFrameLocks xmlns:a="http://schemas.openxmlformats.org/drawingml/2006/main" noChangeAspect="1"/>
             </wp:cNvGraphicFramePr>
@@ -6950,7 +6956,7 @@
               <a:graphicData uri="http://schemas.openxmlformats.org/drawingml/2006/picture">
                 <pic:pic xmlns:pic="http://schemas.openxmlformats.org/drawingml/2006/picture">
                   <pic:nvPicPr>
-                    <pic:cNvPr id="1790411897" name=""/>
+                    <pic:cNvPr id="706841549" name=""/>
                     <pic:cNvPicPr/>
                   </pic:nvPicPr>
                   <pic:blipFill>
@@ -15159,6 +15165,7 @@
         <w:rPr>
           <w:b/>
           <w:bCs/>
+          <w:noProof/>
         </w:rPr>
         <w:drawing>
           <wp:inline distT="0" distB="0" distL="0" distR="0" wp14:anchorId="00410F4F" wp14:editId="3176D7F4">
@@ -15209,6 +15216,7 @@
         <w:rPr>
           <w:b/>
           <w:bCs/>
+          <w:noProof/>
         </w:rPr>
         <w:drawing>
           <wp:inline distT="0" distB="0" distL="0" distR="0" wp14:anchorId="1948F005" wp14:editId="1F77A4C8">
@@ -15280,6 +15288,7 @@
         <w:rPr>
           <w:b/>
           <w:bCs/>
+          <w:noProof/>
         </w:rPr>
         <w:lastRenderedPageBreak/>
         <w:drawing>
@@ -15352,6 +15361,7 @@
         <w:rPr>
           <w:b/>
           <w:bCs/>
+          <w:noProof/>
         </w:rPr>
         <w:drawing>
           <wp:inline distT="0" distB="0" distL="0" distR="0" wp14:anchorId="7DF37F30" wp14:editId="6D48C94D">
@@ -15402,6 +15412,7 @@
         <w:rPr>
           <w:b/>
           <w:bCs/>
+          <w:noProof/>
         </w:rPr>
         <w:lastRenderedPageBreak/>
         <w:drawing>
@@ -15453,6 +15464,7 @@
         <w:rPr>
           <w:b/>
           <w:bCs/>
+          <w:noProof/>
         </w:rPr>
         <w:drawing>
           <wp:inline distT="0" distB="0" distL="0" distR="0" wp14:anchorId="36FE8F4F" wp14:editId="6904BE9D">
@@ -15503,6 +15515,7 @@
         <w:rPr>
           <w:b/>
           <w:bCs/>
+          <w:noProof/>
         </w:rPr>
         <w:lastRenderedPageBreak/>
         <w:drawing>
@@ -15554,6 +15567,7 @@
         <w:rPr>
           <w:b/>
           <w:bCs/>
+          <w:noProof/>
         </w:rPr>
         <w:drawing>
           <wp:inline distT="0" distB="0" distL="0" distR="0" wp14:anchorId="25604B8D" wp14:editId="06256519">
@@ -15604,6 +15618,7 @@
         <w:rPr>
           <w:b/>
           <w:bCs/>
+          <w:noProof/>
         </w:rPr>
         <w:drawing>
           <wp:inline distT="0" distB="0" distL="0" distR="0" wp14:anchorId="2C19A538" wp14:editId="45B5D0EB">

--- a/document/entire_system.docx
+++ b/document/entire_system.docx
@@ -30,13 +30,12 @@
         <w:rPr>
           <w:b/>
           <w:bCs/>
-          <w:noProof/>
         </w:rPr>
         <w:drawing>
-          <wp:inline distT="0" distB="0" distL="0" distR="0" wp14:anchorId="7CD00E9D" wp14:editId="493EC6D1">
+          <wp:inline distT="0" distB="0" distL="0" distR="0" wp14:anchorId="3EB23CCD" wp14:editId="0DD5CE89">
             <wp:extent cx="5943600" cy="3343275"/>
             <wp:effectExtent l="0" t="0" r="0" b="9525"/>
-            <wp:docPr id="1715758559" name="Picture 1"/>
+            <wp:docPr id="921014403" name="Picture 1"/>
             <wp:cNvGraphicFramePr>
               <a:graphicFrameLocks xmlns:a="http://schemas.openxmlformats.org/drawingml/2006/main" noChangeAspect="1"/>
             </wp:cNvGraphicFramePr>
@@ -44,7 +43,7 @@
               <a:graphicData uri="http://schemas.openxmlformats.org/drawingml/2006/picture">
                 <pic:pic xmlns:pic="http://schemas.openxmlformats.org/drawingml/2006/picture">
                   <pic:nvPicPr>
-                    <pic:cNvPr id="1715758559" name=""/>
+                    <pic:cNvPr id="921014403" name=""/>
                     <pic:cNvPicPr/>
                   </pic:nvPicPr>
                   <pic:blipFill>
@@ -113,13 +112,12 @@
         <w:rPr>
           <w:b/>
           <w:bCs/>
-          <w:noProof/>
         </w:rPr>
         <w:drawing>
-          <wp:inline distT="0" distB="0" distL="0" distR="0" wp14:anchorId="7E62E926" wp14:editId="09C833BD">
+          <wp:inline distT="0" distB="0" distL="0" distR="0" wp14:anchorId="38E5A9B5" wp14:editId="1832C042">
             <wp:extent cx="5943600" cy="3343275"/>
             <wp:effectExtent l="0" t="0" r="0" b="9525"/>
-            <wp:docPr id="1179390266" name="Picture 1"/>
+            <wp:docPr id="1479590037" name="Picture 1"/>
             <wp:cNvGraphicFramePr>
               <a:graphicFrameLocks xmlns:a="http://schemas.openxmlformats.org/drawingml/2006/main" noChangeAspect="1"/>
             </wp:cNvGraphicFramePr>
@@ -127,7 +125,7 @@
               <a:graphicData uri="http://schemas.openxmlformats.org/drawingml/2006/picture">
                 <pic:pic xmlns:pic="http://schemas.openxmlformats.org/drawingml/2006/picture">
                   <pic:nvPicPr>
-                    <pic:cNvPr id="1179390266" name=""/>
+                    <pic:cNvPr id="1479590037" name=""/>
                     <pic:cNvPicPr/>
                   </pic:nvPicPr>
                   <pic:blipFill>
@@ -164,13 +162,12 @@
         <w:rPr>
           <w:b/>
           <w:bCs/>
-          <w:noProof/>
         </w:rPr>
         <w:drawing>
-          <wp:inline distT="0" distB="0" distL="0" distR="0" wp14:anchorId="179C8D56" wp14:editId="3ACC119B">
+          <wp:inline distT="0" distB="0" distL="0" distR="0" wp14:anchorId="045428A4" wp14:editId="6D0FA9B1">
             <wp:extent cx="5943600" cy="3343275"/>
             <wp:effectExtent l="0" t="0" r="0" b="9525"/>
-            <wp:docPr id="1892901301" name="Picture 1"/>
+            <wp:docPr id="668500867" name="Picture 1"/>
             <wp:cNvGraphicFramePr>
               <a:graphicFrameLocks xmlns:a="http://schemas.openxmlformats.org/drawingml/2006/main" noChangeAspect="1"/>
             </wp:cNvGraphicFramePr>
@@ -178,7 +175,7 @@
               <a:graphicData uri="http://schemas.openxmlformats.org/drawingml/2006/picture">
                 <pic:pic xmlns:pic="http://schemas.openxmlformats.org/drawingml/2006/picture">
                   <pic:nvPicPr>
-                    <pic:cNvPr id="1892901301" name=""/>
+                    <pic:cNvPr id="668500867" name=""/>
                     <pic:cNvPicPr/>
                   </pic:nvPicPr>
                   <pic:blipFill>
@@ -6397,13 +6394,12 @@
         <w:rPr>
           <w:b/>
           <w:bCs/>
-          <w:noProof/>
         </w:rPr>
         <w:drawing>
-          <wp:inline distT="0" distB="0" distL="0" distR="0" wp14:anchorId="5AE4F70E" wp14:editId="7BF83FF9">
+          <wp:inline distT="0" distB="0" distL="0" distR="0" wp14:anchorId="2247DE88" wp14:editId="5AF74223">
             <wp:extent cx="5943600" cy="3343275"/>
             <wp:effectExtent l="0" t="0" r="0" b="9525"/>
-            <wp:docPr id="164881003" name="Picture 1"/>
+            <wp:docPr id="117942799" name="Picture 1"/>
             <wp:cNvGraphicFramePr>
               <a:graphicFrameLocks xmlns:a="http://schemas.openxmlformats.org/drawingml/2006/main" noChangeAspect="1"/>
             </wp:cNvGraphicFramePr>
@@ -6411,7 +6407,7 @@
               <a:graphicData uri="http://schemas.openxmlformats.org/drawingml/2006/picture">
                 <pic:pic xmlns:pic="http://schemas.openxmlformats.org/drawingml/2006/picture">
                   <pic:nvPicPr>
-                    <pic:cNvPr id="164881003" name=""/>
+                    <pic:cNvPr id="117942799" name=""/>
                     <pic:cNvPicPr/>
                   </pic:nvPicPr>
                   <pic:blipFill>
@@ -6464,13 +6460,12 @@
         <w:rPr>
           <w:i/>
           <w:iCs/>
-          <w:noProof/>
         </w:rPr>
         <w:drawing>
-          <wp:inline distT="0" distB="0" distL="0" distR="0" wp14:anchorId="4D079564" wp14:editId="0DFA81BB">
+          <wp:inline distT="0" distB="0" distL="0" distR="0" wp14:anchorId="0F0B5FA9" wp14:editId="6396310E">
             <wp:extent cx="5943600" cy="3343275"/>
             <wp:effectExtent l="0" t="0" r="0" b="9525"/>
-            <wp:docPr id="252925591" name="Picture 1"/>
+            <wp:docPr id="173368978" name="Picture 1"/>
             <wp:cNvGraphicFramePr>
               <a:graphicFrameLocks xmlns:a="http://schemas.openxmlformats.org/drawingml/2006/main" noChangeAspect="1"/>
             </wp:cNvGraphicFramePr>
@@ -6478,7 +6473,7 @@
               <a:graphicData uri="http://schemas.openxmlformats.org/drawingml/2006/picture">
                 <pic:pic xmlns:pic="http://schemas.openxmlformats.org/drawingml/2006/picture">
                   <pic:nvPicPr>
-                    <pic:cNvPr id="252925591" name=""/>
+                    <pic:cNvPr id="173368978" name=""/>
                     <pic:cNvPicPr/>
                   </pic:nvPicPr>
                   <pic:blipFill>
@@ -6505,7 +6500,21 @@
     </w:p>
     <w:p>
       <w:pPr>
-        <w:jc w:val="center"/>
+        <w:rPr>
+          <w:i/>
+          <w:iCs/>
+        </w:rPr>
+      </w:pPr>
+      <w:r>
+        <w:rPr>
+          <w:i/>
+          <w:iCs/>
+        </w:rPr>
+        <w:br w:type="page"/>
+      </w:r>
+    </w:p>
+    <w:p>
+      <w:pPr>
         <w:rPr>
           <w:i/>
           <w:iCs/>
@@ -6518,10 +6527,10 @@
         </w:rPr>
         <w:lastRenderedPageBreak/>
         <w:drawing>
-          <wp:inline distT="0" distB="0" distL="0" distR="0" wp14:anchorId="01F4B12A" wp14:editId="27D4A634">
+          <wp:inline distT="0" distB="0" distL="0" distR="0" wp14:anchorId="3AEA9DE8" wp14:editId="268FA1F2">
             <wp:extent cx="5943600" cy="3343275"/>
             <wp:effectExtent l="0" t="0" r="0" b="9525"/>
-            <wp:docPr id="1935274042" name="Picture 1"/>
+            <wp:docPr id="1927489230" name="Picture 1"/>
             <wp:cNvGraphicFramePr>
               <a:graphicFrameLocks xmlns:a="http://schemas.openxmlformats.org/drawingml/2006/main" noChangeAspect="1"/>
             </wp:cNvGraphicFramePr>
@@ -6529,7 +6538,7 @@
               <a:graphicData uri="http://schemas.openxmlformats.org/drawingml/2006/picture">
                 <pic:pic xmlns:pic="http://schemas.openxmlformats.org/drawingml/2006/picture">
                   <pic:nvPicPr>
-                    <pic:cNvPr id="1935274042" name=""/>
+                    <pic:cNvPr id="1927489230" name=""/>
                     <pic:cNvPicPr/>
                   </pic:nvPicPr>
                   <pic:blipFill>
@@ -6568,10 +6577,10 @@
           <w:iCs/>
         </w:rPr>
         <w:drawing>
-          <wp:inline distT="0" distB="0" distL="0" distR="0" wp14:anchorId="6F4D06AE" wp14:editId="7BAD05A9">
+          <wp:inline distT="0" distB="0" distL="0" distR="0" wp14:anchorId="3AD27FB5" wp14:editId="7F547490">
             <wp:extent cx="5943600" cy="3343275"/>
             <wp:effectExtent l="0" t="0" r="0" b="9525"/>
-            <wp:docPr id="677573637" name="Picture 1"/>
+            <wp:docPr id="1116478477" name="Picture 1"/>
             <wp:cNvGraphicFramePr>
               <a:graphicFrameLocks xmlns:a="http://schemas.openxmlformats.org/drawingml/2006/main" noChangeAspect="1"/>
             </wp:cNvGraphicFramePr>
@@ -6579,7 +6588,7 @@
               <a:graphicData uri="http://schemas.openxmlformats.org/drawingml/2006/picture">
                 <pic:pic xmlns:pic="http://schemas.openxmlformats.org/drawingml/2006/picture">
                   <pic:nvPicPr>
-                    <pic:cNvPr id="677573637" name=""/>
+                    <pic:cNvPr id="1116478477" name=""/>
                     <pic:cNvPicPr/>
                   </pic:nvPicPr>
                   <pic:blipFill>
@@ -6648,13 +6657,12 @@
         <w:rPr>
           <w:i/>
           <w:iCs/>
-          <w:noProof/>
         </w:rPr>
         <w:drawing>
-          <wp:inline distT="0" distB="0" distL="0" distR="0" wp14:anchorId="79A95E18" wp14:editId="49922274">
+          <wp:inline distT="0" distB="0" distL="0" distR="0" wp14:anchorId="07D44139" wp14:editId="1A8BD97A">
             <wp:extent cx="5943600" cy="3343275"/>
             <wp:effectExtent l="0" t="0" r="0" b="9525"/>
-            <wp:docPr id="870238169" name="Picture 1"/>
+            <wp:docPr id="1843060667" name="Picture 1"/>
             <wp:cNvGraphicFramePr>
               <a:graphicFrameLocks xmlns:a="http://schemas.openxmlformats.org/drawingml/2006/main" noChangeAspect="1"/>
             </wp:cNvGraphicFramePr>
@@ -6662,7 +6670,7 @@
               <a:graphicData uri="http://schemas.openxmlformats.org/drawingml/2006/picture">
                 <pic:pic xmlns:pic="http://schemas.openxmlformats.org/drawingml/2006/picture">
                   <pic:nvPicPr>
-                    <pic:cNvPr id="870238169" name=""/>
+                    <pic:cNvPr id="1843060667" name=""/>
                     <pic:cNvPicPr/>
                   </pic:nvPicPr>
                   <pic:blipFill>
@@ -6701,10 +6709,10 @@
           <w:iCs/>
         </w:rPr>
         <w:drawing>
-          <wp:inline distT="0" distB="0" distL="0" distR="0" wp14:anchorId="19CDABDC" wp14:editId="74F5590F">
+          <wp:inline distT="0" distB="0" distL="0" distR="0" wp14:anchorId="05A05E10" wp14:editId="5CE0C3C3">
             <wp:extent cx="5943600" cy="3343275"/>
             <wp:effectExtent l="0" t="0" r="0" b="9525"/>
-            <wp:docPr id="795691404" name="Picture 1"/>
+            <wp:docPr id="520003761" name="Picture 1"/>
             <wp:cNvGraphicFramePr>
               <a:graphicFrameLocks xmlns:a="http://schemas.openxmlformats.org/drawingml/2006/main" noChangeAspect="1"/>
             </wp:cNvGraphicFramePr>
@@ -6712,7 +6720,7 @@
               <a:graphicData uri="http://schemas.openxmlformats.org/drawingml/2006/picture">
                 <pic:pic xmlns:pic="http://schemas.openxmlformats.org/drawingml/2006/picture">
                   <pic:nvPicPr>
-                    <pic:cNvPr id="795691404" name=""/>
+                    <pic:cNvPr id="520003761" name=""/>
                     <pic:cNvPicPr/>
                   </pic:nvPicPr>
                   <pic:blipFill>
@@ -6903,10 +6911,10 @@
       <w:r>
         <w:lastRenderedPageBreak/>
         <w:drawing>
-          <wp:inline distT="0" distB="0" distL="0" distR="0" wp14:anchorId="76851B8C" wp14:editId="72BEABB8">
+          <wp:inline distT="0" distB="0" distL="0" distR="0" wp14:anchorId="610642BB" wp14:editId="64A109A0">
             <wp:extent cx="5943600" cy="3343275"/>
             <wp:effectExtent l="0" t="0" r="0" b="9525"/>
-            <wp:docPr id="219693921" name="Picture 1"/>
+            <wp:docPr id="1129216483" name="Picture 1"/>
             <wp:cNvGraphicFramePr>
               <a:graphicFrameLocks xmlns:a="http://schemas.openxmlformats.org/drawingml/2006/main" noChangeAspect="1"/>
             </wp:cNvGraphicFramePr>
@@ -6914,7 +6922,7 @@
               <a:graphicData uri="http://schemas.openxmlformats.org/drawingml/2006/picture">
                 <pic:pic xmlns:pic="http://schemas.openxmlformats.org/drawingml/2006/picture">
                   <pic:nvPicPr>
-                    <pic:cNvPr id="219693921" name=""/>
+                    <pic:cNvPr id="1129216483" name=""/>
                     <pic:cNvPicPr/>
                   </pic:nvPicPr>
                   <pic:blipFill>
@@ -6945,10 +6953,10 @@
       </w:pPr>
       <w:r>
         <w:drawing>
-          <wp:inline distT="0" distB="0" distL="0" distR="0" wp14:anchorId="4C0730DC" wp14:editId="14DCED4D">
+          <wp:inline distT="0" distB="0" distL="0" distR="0" wp14:anchorId="2566C269" wp14:editId="66C6DFD6">
             <wp:extent cx="5943600" cy="3343275"/>
             <wp:effectExtent l="0" t="0" r="0" b="9525"/>
-            <wp:docPr id="706841549" name="Picture 1"/>
+            <wp:docPr id="755860988" name="Picture 1"/>
             <wp:cNvGraphicFramePr>
               <a:graphicFrameLocks xmlns:a="http://schemas.openxmlformats.org/drawingml/2006/main" noChangeAspect="1"/>
             </wp:cNvGraphicFramePr>
@@ -6956,7 +6964,7 @@
               <a:graphicData uri="http://schemas.openxmlformats.org/drawingml/2006/picture">
                 <pic:pic xmlns:pic="http://schemas.openxmlformats.org/drawingml/2006/picture">
                   <pic:nvPicPr>
-                    <pic:cNvPr id="706841549" name=""/>
+                    <pic:cNvPr id="755860988" name=""/>
                     <pic:cNvPicPr/>
                   </pic:nvPicPr>
                   <pic:blipFill>
@@ -7030,13 +7038,12 @@
         <w:rPr>
           <w:b/>
           <w:bCs/>
-          <w:noProof/>
         </w:rPr>
         <w:drawing>
-          <wp:inline distT="0" distB="0" distL="0" distR="0" wp14:anchorId="64640781" wp14:editId="27DE0AC3">
+          <wp:inline distT="0" distB="0" distL="0" distR="0" wp14:anchorId="365AE064" wp14:editId="3FEEAFF2">
             <wp:extent cx="5943600" cy="3343275"/>
             <wp:effectExtent l="0" t="0" r="0" b="9525"/>
-            <wp:docPr id="142770133" name="Picture 1"/>
+            <wp:docPr id="227033777" name="Picture 1"/>
             <wp:cNvGraphicFramePr>
               <a:graphicFrameLocks xmlns:a="http://schemas.openxmlformats.org/drawingml/2006/main" noChangeAspect="1"/>
             </wp:cNvGraphicFramePr>
@@ -7044,7 +7051,7 @@
               <a:graphicData uri="http://schemas.openxmlformats.org/drawingml/2006/picture">
                 <pic:pic xmlns:pic="http://schemas.openxmlformats.org/drawingml/2006/picture">
                   <pic:nvPicPr>
-                    <pic:cNvPr id="142770133" name=""/>
+                    <pic:cNvPr id="227033777" name=""/>
                     <pic:cNvPicPr/>
                   </pic:nvPicPr>
                   <pic:blipFill>
@@ -7098,25 +7105,43 @@
                 <w:sz w:val="14"/>
                 <w:szCs w:val="14"/>
               </w:rPr>
-              <w:t>function [psi_cmd, alt_cmd, path_cmd, theta_dot] = generate_trajectory(pn_pe_pd, theta, traj_type)</w:t>
-            </w:r>
-          </w:p>
-          <w:p>
-            <w:pPr>
-              <w:jc w:val="both"/>
-              <w:rPr>
-                <w:rFonts w:ascii="Consolas" w:hAnsi="Consolas"/>
-                <w:sz w:val="14"/>
-                <w:szCs w:val="14"/>
-              </w:rPr>
-            </w:pPr>
-            <w:r>
-              <w:rPr>
-                <w:rFonts w:ascii="Consolas" w:hAnsi="Consolas"/>
-                <w:sz w:val="14"/>
-                <w:szCs w:val="14"/>
-              </w:rPr>
-              <w:t xml:space="preserve">    % Extract current UAV position</w:t>
+              <w:t>function [chi_cmd, alt_cmd, Va_cmd, path_cmd, theta_dot] = ...</w:t>
+            </w:r>
+          </w:p>
+          <w:p>
+            <w:pPr>
+              <w:jc w:val="both"/>
+              <w:rPr>
+                <w:rFonts w:ascii="Consolas" w:hAnsi="Consolas"/>
+                <w:sz w:val="14"/>
+                <w:szCs w:val="14"/>
+              </w:rPr>
+            </w:pPr>
+            <w:r>
+              <w:rPr>
+                <w:rFonts w:ascii="Consolas" w:hAnsi="Consolas"/>
+                <w:sz w:val="14"/>
+                <w:szCs w:val="14"/>
+              </w:rPr>
+              <w:t xml:space="preserve">    generate_trajectory(pn_pe_pd, theta, traj_type)</w:t>
+            </w:r>
+          </w:p>
+          <w:p>
+            <w:pPr>
+              <w:jc w:val="both"/>
+              <w:rPr>
+                <w:rFonts w:ascii="Consolas" w:hAnsi="Consolas"/>
+                <w:sz w:val="14"/>
+                <w:szCs w:val="14"/>
+              </w:rPr>
+            </w:pPr>
+            <w:r>
+              <w:rPr>
+                <w:rFonts w:ascii="Consolas" w:hAnsi="Consolas"/>
+                <w:sz w:val="14"/>
+                <w:szCs w:val="14"/>
+              </w:rPr>
+              <w:t xml:space="preserve">    %% extract current UAV position</w:t>
             </w:r>
           </w:p>
           <w:p>
@@ -7296,79 +7321,79 @@
                 <w:sz w:val="14"/>
                 <w:szCs w:val="14"/>
               </w:rPr>
-              <w:t xml:space="preserve">        % --- 1. FIGURE-8 (Lemniscate) ---</w:t>
-            </w:r>
-          </w:p>
-          <w:p>
-            <w:pPr>
-              <w:jc w:val="both"/>
-              <w:rPr>
-                <w:rFonts w:ascii="Consolas" w:hAnsi="Consolas"/>
-                <w:sz w:val="14"/>
-                <w:szCs w:val="14"/>
-              </w:rPr>
-            </w:pPr>
-            <w:r>
-              <w:rPr>
-                <w:rFonts w:ascii="Consolas" w:hAnsi="Consolas"/>
-                <w:sz w:val="14"/>
-                <w:szCs w:val="14"/>
-              </w:rPr>
-              <w:t xml:space="preserve">        % theta represents the CARROT's current position</w:t>
-            </w:r>
-          </w:p>
-          <w:p>
-            <w:pPr>
-              <w:jc w:val="both"/>
-              <w:rPr>
-                <w:rFonts w:ascii="Consolas" w:hAnsi="Consolas"/>
-                <w:sz w:val="14"/>
-                <w:szCs w:val="14"/>
-              </w:rPr>
-            </w:pPr>
-            <w:r>
-              <w:rPr>
-                <w:rFonts w:ascii="Consolas" w:hAnsi="Consolas"/>
-                <w:sz w:val="14"/>
-                <w:szCs w:val="14"/>
-              </w:rPr>
-              <w:t xml:space="preserve">        N_carrot = N_center + A * sin(theta) * cos(theta);</w:t>
-            </w:r>
-          </w:p>
-          <w:p>
-            <w:pPr>
-              <w:jc w:val="both"/>
-              <w:rPr>
-                <w:rFonts w:ascii="Consolas" w:hAnsi="Consolas"/>
-                <w:sz w:val="14"/>
-                <w:szCs w:val="14"/>
-              </w:rPr>
-            </w:pPr>
-            <w:r>
-              <w:rPr>
-                <w:rFonts w:ascii="Consolas" w:hAnsi="Consolas"/>
-                <w:sz w:val="14"/>
-                <w:szCs w:val="14"/>
-              </w:rPr>
-              <w:t xml:space="preserve">        E_carrot = E_center + A * sin(theta);</w:t>
-            </w:r>
-          </w:p>
-          <w:p>
-            <w:pPr>
-              <w:jc w:val="both"/>
-              <w:rPr>
-                <w:rFonts w:ascii="Consolas" w:hAnsi="Consolas"/>
-                <w:sz w:val="14"/>
-                <w:szCs w:val="14"/>
-              </w:rPr>
-            </w:pPr>
-            <w:r>
-              <w:rPr>
-                <w:rFonts w:ascii="Consolas" w:hAnsi="Consolas"/>
-                <w:sz w:val="14"/>
-                <w:szCs w:val="14"/>
-              </w:rPr>
-              <w:t xml:space="preserve">        Alt_carrot = 100;</w:t>
+              <w:t xml:space="preserve">        % figure-8</w:t>
+            </w:r>
+          </w:p>
+          <w:p>
+            <w:pPr>
+              <w:jc w:val="both"/>
+              <w:rPr>
+                <w:rFonts w:ascii="Consolas" w:hAnsi="Consolas"/>
+                <w:sz w:val="14"/>
+                <w:szCs w:val="14"/>
+              </w:rPr>
+            </w:pPr>
+            <w:r>
+              <w:rPr>
+                <w:rFonts w:ascii="Consolas" w:hAnsi="Consolas"/>
+                <w:sz w:val="14"/>
+                <w:szCs w:val="14"/>
+              </w:rPr>
+              <w:t xml:space="preserve">        % theta represents the carrot's current position</w:t>
+            </w:r>
+          </w:p>
+          <w:p>
+            <w:pPr>
+              <w:jc w:val="both"/>
+              <w:rPr>
+                <w:rFonts w:ascii="Consolas" w:hAnsi="Consolas"/>
+                <w:sz w:val="14"/>
+                <w:szCs w:val="14"/>
+              </w:rPr>
+            </w:pPr>
+            <w:r>
+              <w:rPr>
+                <w:rFonts w:ascii="Consolas" w:hAnsi="Consolas"/>
+                <w:sz w:val="14"/>
+                <w:szCs w:val="14"/>
+              </w:rPr>
+              <w:t xml:space="preserve">        n_carrot = N_center + A * sin(theta) * cos(theta);</w:t>
+            </w:r>
+          </w:p>
+          <w:p>
+            <w:pPr>
+              <w:jc w:val="both"/>
+              <w:rPr>
+                <w:rFonts w:ascii="Consolas" w:hAnsi="Consolas"/>
+                <w:sz w:val="14"/>
+                <w:szCs w:val="14"/>
+              </w:rPr>
+            </w:pPr>
+            <w:r>
+              <w:rPr>
+                <w:rFonts w:ascii="Consolas" w:hAnsi="Consolas"/>
+                <w:sz w:val="14"/>
+                <w:szCs w:val="14"/>
+              </w:rPr>
+              <w:t xml:space="preserve">        e_carrot = E_center + A * sin(theta);</w:t>
+            </w:r>
+          </w:p>
+          <w:p>
+            <w:pPr>
+              <w:jc w:val="both"/>
+              <w:rPr>
+                <w:rFonts w:ascii="Consolas" w:hAnsi="Consolas"/>
+                <w:sz w:val="14"/>
+                <w:szCs w:val="14"/>
+              </w:rPr>
+            </w:pPr>
+            <w:r>
+              <w:rPr>
+                <w:rFonts w:ascii="Consolas" w:hAnsi="Consolas"/>
+                <w:sz w:val="14"/>
+                <w:szCs w:val="14"/>
+              </w:rPr>
+              <w:t xml:space="preserve">        alt_carrot = 100;</w:t>
             </w:r>
           </w:p>
           <w:p>
@@ -7404,7 +7429,7 @@
                 <w:sz w:val="14"/>
                 <w:szCs w:val="14"/>
               </w:rPr>
-              <w:t xml:space="preserve">        % Calculate path gradients at the carrot</w:t>
+              <w:t xml:space="preserve">        % calculate path gradients at the carrot</w:t>
             </w:r>
           </w:p>
           <w:p>
@@ -7494,61 +7519,61 @@
                 <w:sz w:val="14"/>
                 <w:szCs w:val="14"/>
               </w:rPr>
-              <w:t xml:space="preserve">        % --- 2. HELIX (Climbing Circle) ---</w:t>
-            </w:r>
-          </w:p>
-          <w:p>
-            <w:pPr>
-              <w:jc w:val="both"/>
-              <w:rPr>
-                <w:rFonts w:ascii="Consolas" w:hAnsi="Consolas"/>
-                <w:sz w:val="14"/>
-                <w:szCs w:val="14"/>
-              </w:rPr>
-            </w:pPr>
-            <w:r>
-              <w:rPr>
-                <w:rFonts w:ascii="Consolas" w:hAnsi="Consolas"/>
-                <w:sz w:val="14"/>
-                <w:szCs w:val="14"/>
-              </w:rPr>
-              <w:t xml:space="preserve">        N_carrot = N_center + A * cos(theta);</w:t>
-            </w:r>
-          </w:p>
-          <w:p>
-            <w:pPr>
-              <w:jc w:val="both"/>
-              <w:rPr>
-                <w:rFonts w:ascii="Consolas" w:hAnsi="Consolas"/>
-                <w:sz w:val="14"/>
-                <w:szCs w:val="14"/>
-              </w:rPr>
-            </w:pPr>
-            <w:r>
-              <w:rPr>
-                <w:rFonts w:ascii="Consolas" w:hAnsi="Consolas"/>
-                <w:sz w:val="14"/>
-                <w:szCs w:val="14"/>
-              </w:rPr>
-              <w:t xml:space="preserve">        E_carrot = E_center + A * sin(theta);</w:t>
-            </w:r>
-          </w:p>
-          <w:p>
-            <w:pPr>
-              <w:jc w:val="both"/>
-              <w:rPr>
-                <w:rFonts w:ascii="Consolas" w:hAnsi="Consolas"/>
-                <w:sz w:val="14"/>
-                <w:szCs w:val="14"/>
-              </w:rPr>
-            </w:pPr>
-            <w:r>
-              <w:rPr>
-                <w:rFonts w:ascii="Consolas" w:hAnsi="Consolas"/>
-                <w:sz w:val="14"/>
-                <w:szCs w:val="14"/>
-              </w:rPr>
-              <w:t xml:space="preserve">        Alt_carrot = 100 + (13.0 * theta); </w:t>
+              <w:t xml:space="preserve">        % helix</w:t>
+            </w:r>
+          </w:p>
+          <w:p>
+            <w:pPr>
+              <w:jc w:val="both"/>
+              <w:rPr>
+                <w:rFonts w:ascii="Consolas" w:hAnsi="Consolas"/>
+                <w:sz w:val="14"/>
+                <w:szCs w:val="14"/>
+              </w:rPr>
+            </w:pPr>
+            <w:r>
+              <w:rPr>
+                <w:rFonts w:ascii="Consolas" w:hAnsi="Consolas"/>
+                <w:sz w:val="14"/>
+                <w:szCs w:val="14"/>
+              </w:rPr>
+              <w:t xml:space="preserve">        n_carrot = N_center + A * cos(theta);</w:t>
+            </w:r>
+          </w:p>
+          <w:p>
+            <w:pPr>
+              <w:jc w:val="both"/>
+              <w:rPr>
+                <w:rFonts w:ascii="Consolas" w:hAnsi="Consolas"/>
+                <w:sz w:val="14"/>
+                <w:szCs w:val="14"/>
+              </w:rPr>
+            </w:pPr>
+            <w:r>
+              <w:rPr>
+                <w:rFonts w:ascii="Consolas" w:hAnsi="Consolas"/>
+                <w:sz w:val="14"/>
+                <w:szCs w:val="14"/>
+              </w:rPr>
+              <w:t xml:space="preserve">        e_carrot = E_center + A * sin(theta);</w:t>
+            </w:r>
+          </w:p>
+          <w:p>
+            <w:pPr>
+              <w:jc w:val="both"/>
+              <w:rPr>
+                <w:rFonts w:ascii="Consolas" w:hAnsi="Consolas"/>
+                <w:sz w:val="14"/>
+                <w:szCs w:val="14"/>
+              </w:rPr>
+            </w:pPr>
+            <w:r>
+              <w:rPr>
+                <w:rFonts w:ascii="Consolas" w:hAnsi="Consolas"/>
+                <w:sz w:val="14"/>
+                <w:szCs w:val="14"/>
+              </w:rPr>
+              <w:t xml:space="preserve">        alt_carrot = 100 + (13.0 * theta); </w:t>
             </w:r>
           </w:p>
           <w:p>
@@ -7656,43 +7681,43 @@
                 <w:sz w:val="14"/>
                 <w:szCs w:val="14"/>
               </w:rPr>
-              <w:t xml:space="preserve">    % --- THE VIRTUAL TARGET FEEDBACK LOOP ---</w:t>
-            </w:r>
-          </w:p>
-          <w:p>
-            <w:pPr>
-              <w:jc w:val="both"/>
-              <w:rPr>
-                <w:rFonts w:ascii="Consolas" w:hAnsi="Consolas"/>
-                <w:sz w:val="14"/>
-                <w:szCs w:val="14"/>
-              </w:rPr>
-            </w:pPr>
-            <w:r>
-              <w:rPr>
-                <w:rFonts w:ascii="Consolas" w:hAnsi="Consolas"/>
-                <w:sz w:val="14"/>
-                <w:szCs w:val="14"/>
-              </w:rPr>
-              <w:t xml:space="preserve">    % 1. Calculate actual physical distance between UAV and Carrot</w:t>
-            </w:r>
-          </w:p>
-          <w:p>
-            <w:pPr>
-              <w:jc w:val="both"/>
-              <w:rPr>
-                <w:rFonts w:ascii="Consolas" w:hAnsi="Consolas"/>
-                <w:sz w:val="14"/>
-                <w:szCs w:val="14"/>
-              </w:rPr>
-            </w:pPr>
-            <w:r>
-              <w:rPr>
-                <w:rFonts w:ascii="Consolas" w:hAnsi="Consolas"/>
-                <w:sz w:val="14"/>
-                <w:szCs w:val="14"/>
-              </w:rPr>
-              <w:t xml:space="preserve">    d_actual = sqrt((N_carrot - pn)^2 + (E_carrot - pe)^2);</w:t>
+              <w:t xml:space="preserve">    %% virtual target feedback loop</w:t>
+            </w:r>
+          </w:p>
+          <w:p>
+            <w:pPr>
+              <w:jc w:val="both"/>
+              <w:rPr>
+                <w:rFonts w:ascii="Consolas" w:hAnsi="Consolas"/>
+                <w:sz w:val="14"/>
+                <w:szCs w:val="14"/>
+              </w:rPr>
+            </w:pPr>
+            <w:r>
+              <w:rPr>
+                <w:rFonts w:ascii="Consolas" w:hAnsi="Consolas"/>
+                <w:sz w:val="14"/>
+                <w:szCs w:val="14"/>
+              </w:rPr>
+              <w:t xml:space="preserve">    % calculate actual physical distance between UAV and carrot</w:t>
+            </w:r>
+          </w:p>
+          <w:p>
+            <w:pPr>
+              <w:jc w:val="both"/>
+              <w:rPr>
+                <w:rFonts w:ascii="Consolas" w:hAnsi="Consolas"/>
+                <w:sz w:val="14"/>
+                <w:szCs w:val="14"/>
+              </w:rPr>
+            </w:pPr>
+            <w:r>
+              <w:rPr>
+                <w:rFonts w:ascii="Consolas" w:hAnsi="Consolas"/>
+                <w:sz w:val="14"/>
+                <w:szCs w:val="14"/>
+              </w:rPr>
+              <w:t xml:space="preserve">    d_actual = sqrt((n_carrot - pn)^2 + (e_carrot - pe)^2);</w:t>
             </w:r>
           </w:p>
           <w:p>
@@ -7728,7 +7753,7 @@
                 <w:sz w:val="14"/>
                 <w:szCs w:val="14"/>
               </w:rPr>
-              <w:t xml:space="preserve">    % 2. Enforce a strict Lookahead Tether (e.g., exactly 40 meters)</w:t>
+              <w:t xml:space="preserve">    % enforce a strict lookahead tether (e.g., exactly 40 meters)</w:t>
             </w:r>
           </w:p>
           <w:p>
@@ -7782,43 +7807,62 @@
                 <w:sz w:val="14"/>
                 <w:szCs w:val="14"/>
               </w:rPr>
-              <w:t xml:space="preserve">    % 3. Carrot Speed Controller: </w:t>
-            </w:r>
-          </w:p>
-          <w:p>
-            <w:pPr>
-              <w:jc w:val="both"/>
-              <w:rPr>
-                <w:rFonts w:ascii="Consolas" w:hAnsi="Consolas"/>
-                <w:sz w:val="14"/>
-                <w:szCs w:val="14"/>
-              </w:rPr>
-            </w:pPr>
-            <w:r>
-              <w:rPr>
-                <w:rFonts w:ascii="Consolas" w:hAnsi="Consolas"/>
-                <w:sz w:val="14"/>
-                <w:szCs w:val="14"/>
-              </w:rPr>
-              <w:t xml:space="preserve">    % If d_actual &lt; 40, carrot speeds up. If d_actual &gt; 40, it slows down.</w:t>
-            </w:r>
-          </w:p>
-          <w:p>
-            <w:pPr>
-              <w:jc w:val="both"/>
-              <w:rPr>
-                <w:rFonts w:ascii="Consolas" w:hAnsi="Consolas"/>
-                <w:sz w:val="14"/>
-                <w:szCs w:val="14"/>
-              </w:rPr>
-            </w:pPr>
-            <w:r>
-              <w:rPr>
-                <w:rFonts w:ascii="Consolas" w:hAnsi="Consolas"/>
-                <w:sz w:val="14"/>
-                <w:szCs w:val="14"/>
-              </w:rPr>
-              <w:t xml:space="preserve">    k_carrot = 1.5; % Tuning gain for target speed</w:t>
+              <w:t xml:space="preserve">    % carrot speed controller: </w:t>
+            </w:r>
+          </w:p>
+          <w:p>
+            <w:pPr>
+              <w:jc w:val="both"/>
+              <w:rPr>
+                <w:rFonts w:ascii="Consolas" w:hAnsi="Consolas"/>
+                <w:sz w:val="14"/>
+                <w:szCs w:val="14"/>
+              </w:rPr>
+            </w:pPr>
+            <w:r>
+              <w:rPr>
+                <w:rFonts w:ascii="Consolas" w:hAnsi="Consolas"/>
+                <w:sz w:val="14"/>
+                <w:szCs w:val="14"/>
+              </w:rPr>
+              <w:t xml:space="preserve">    % if d_actual &lt; 40, carrot speeds up</w:t>
+            </w:r>
+          </w:p>
+          <w:p>
+            <w:pPr>
+              <w:jc w:val="both"/>
+              <w:rPr>
+                <w:rFonts w:ascii="Consolas" w:hAnsi="Consolas"/>
+                <w:sz w:val="14"/>
+                <w:szCs w:val="14"/>
+              </w:rPr>
+            </w:pPr>
+            <w:r>
+              <w:rPr>
+                <w:rFonts w:ascii="Consolas" w:hAnsi="Consolas"/>
+                <w:sz w:val="14"/>
+                <w:szCs w:val="14"/>
+              </w:rPr>
+              <w:t xml:space="preserve">    % if d_actual &gt; 40, it slows down</w:t>
+            </w:r>
+          </w:p>
+          <w:p>
+            <w:pPr>
+              <w:jc w:val="both"/>
+              <w:rPr>
+                <w:rFonts w:ascii="Consolas" w:hAnsi="Consolas"/>
+                <w:sz w:val="14"/>
+                <w:szCs w:val="14"/>
+              </w:rPr>
+            </w:pPr>
+            <w:r>
+              <w:rPr>
+                <w:rFonts w:ascii="Consolas" w:hAnsi="Consolas"/>
+                <w:sz w:val="14"/>
+                <w:szCs w:val="14"/>
+              </w:rPr>
+              <w:lastRenderedPageBreak/>
+              <w:t xml:space="preserve">    k_carrot = 1.5; % tuning gain for target speed</w:t>
             </w:r>
           </w:p>
           <w:p>
@@ -7848,14 +7892,23 @@
                 <w:szCs w:val="14"/>
               </w:rPr>
             </w:pPr>
-            <w:r>
-              <w:rPr>
-                <w:rFonts w:ascii="Consolas" w:hAnsi="Consolas"/>
-                <w:sz w:val="14"/>
-                <w:szCs w:val="14"/>
-              </w:rPr>
-              <w:lastRenderedPageBreak/>
-              <w:t xml:space="preserve">    % --- SATURATION: Prevent supersonic carrot speeds ---</w:t>
+          </w:p>
+          <w:p>
+            <w:pPr>
+              <w:jc w:val="both"/>
+              <w:rPr>
+                <w:rFonts w:ascii="Consolas" w:hAnsi="Consolas"/>
+                <w:sz w:val="14"/>
+                <w:szCs w:val="14"/>
+              </w:rPr>
+            </w:pPr>
+            <w:r>
+              <w:rPr>
+                <w:rFonts w:ascii="Consolas" w:hAnsi="Consolas"/>
+                <w:sz w:val="14"/>
+                <w:szCs w:val="14"/>
+              </w:rPr>
+              <w:t xml:space="preserve">    % saturation</w:t>
             </w:r>
           </w:p>
           <w:p>
@@ -7891,7 +7944,7 @@
                 <w:sz w:val="14"/>
                 <w:szCs w:val="14"/>
               </w:rPr>
-              <w:t xml:space="preserve">        V_carrot = 25.0; % Max sprint speed</w:t>
+              <w:t xml:space="preserve">        V_carrot = 25.0; % max sprint speed</w:t>
             </w:r>
           </w:p>
           <w:p>
@@ -7927,7 +7980,7 @@
                 <w:sz w:val="14"/>
                 <w:szCs w:val="14"/>
               </w:rPr>
-              <w:t xml:space="preserve">        V_carrot = 0.0;  % Stop and wait for UAV</w:t>
+              <w:t xml:space="preserve">        V_carrot = 0.0;  % stop and wait for UAV</w:t>
             </w:r>
           </w:p>
           <w:p>
@@ -7981,7 +8034,7 @@
                 <w:sz w:val="14"/>
                 <w:szCs w:val="14"/>
               </w:rPr>
-              <w:t xml:space="preserve">    % 4. Convert linear carrot speed to angular geometric speed</w:t>
+              <w:t xml:space="preserve">    % convert linear carrot speed to angular geometric speed</w:t>
             </w:r>
           </w:p>
           <w:p>
@@ -8053,25 +8106,25 @@
                 <w:sz w:val="14"/>
                 <w:szCs w:val="14"/>
               </w:rPr>
-              <w:t xml:space="preserve">    % --- THE GUIDANCE LAW ---</w:t>
-            </w:r>
-          </w:p>
-          <w:p>
-            <w:pPr>
-              <w:jc w:val="both"/>
-              <w:rPr>
-                <w:rFonts w:ascii="Consolas" w:hAnsi="Consolas"/>
-                <w:sz w:val="14"/>
-                <w:szCs w:val="14"/>
-              </w:rPr>
-            </w:pPr>
-            <w:r>
-              <w:rPr>
-                <w:rFonts w:ascii="Consolas" w:hAnsi="Consolas"/>
-                <w:sz w:val="14"/>
-                <w:szCs w:val="14"/>
-              </w:rPr>
-              <w:t xml:space="preserve">    chi_los = atan2(E_carrot - pe, N_carrot - pn);</w:t>
+              <w:t xml:space="preserve">    %% guidance law</w:t>
+            </w:r>
+          </w:p>
+          <w:p>
+            <w:pPr>
+              <w:jc w:val="both"/>
+              <w:rPr>
+                <w:rFonts w:ascii="Consolas" w:hAnsi="Consolas"/>
+                <w:sz w:val="14"/>
+                <w:szCs w:val="14"/>
+              </w:rPr>
+            </w:pPr>
+            <w:r>
+              <w:rPr>
+                <w:rFonts w:ascii="Consolas" w:hAnsi="Consolas"/>
+                <w:sz w:val="14"/>
+                <w:szCs w:val="14"/>
+              </w:rPr>
+              <w:t xml:space="preserve">    chi_los = atan2(e_carrot - pe, n_carrot - pn);</w:t>
             </w:r>
           </w:p>
           <w:p>
@@ -8161,7 +8214,7 @@
                 <w:sz w:val="14"/>
                 <w:szCs w:val="14"/>
               </w:rPr>
-              <w:t xml:space="preserve">    % Heading Command = Path Tangent + Proportional Correction</w:t>
+              <w:t xml:space="preserve">    % heading command = path tangent + proportional correction</w:t>
             </w:r>
           </w:p>
           <w:p>
@@ -8197,7 +8250,7 @@
                 <w:sz w:val="14"/>
                 <w:szCs w:val="14"/>
               </w:rPr>
-              <w:t xml:space="preserve">    psi_cmd = chi_q + (k_path * error_los);</w:t>
+              <w:t xml:space="preserve">    chi_cmd = chi_q + (k_path * error_los);</w:t>
             </w:r>
           </w:p>
           <w:p>
@@ -8233,7 +8286,7 @@
                 <w:sz w:val="14"/>
                 <w:szCs w:val="14"/>
               </w:rPr>
-              <w:t xml:space="preserve">    alt_cmd = Alt_carrot;</w:t>
+              <w:t xml:space="preserve">    alt_cmd = alt_carrot;</w:t>
             </w:r>
           </w:p>
           <w:p>
@@ -8269,25 +8322,53 @@
                 <w:sz w:val="14"/>
                 <w:szCs w:val="14"/>
               </w:rPr>
-              <w:t xml:space="preserve">    % Output for 3D visualizer</w:t>
-            </w:r>
-          </w:p>
-          <w:p>
-            <w:pPr>
-              <w:jc w:val="both"/>
-              <w:rPr>
-                <w:rFonts w:ascii="Consolas" w:hAnsi="Consolas"/>
-                <w:sz w:val="14"/>
-                <w:szCs w:val="14"/>
-              </w:rPr>
-            </w:pPr>
-            <w:r>
-              <w:rPr>
-                <w:rFonts w:ascii="Consolas" w:hAnsi="Consolas"/>
-                <w:sz w:val="14"/>
-                <w:szCs w:val="14"/>
-              </w:rPr>
-              <w:t xml:space="preserve">    path_cmd = [N_carrot; E_carrot; Alt_carrot; traj_type];</w:t>
+              <w:t xml:space="preserve">    Va_cmd = V_uav;</w:t>
+            </w:r>
+          </w:p>
+          <w:p>
+            <w:pPr>
+              <w:jc w:val="both"/>
+              <w:rPr>
+                <w:rFonts w:ascii="Consolas" w:hAnsi="Consolas"/>
+                <w:sz w:val="14"/>
+                <w:szCs w:val="14"/>
+              </w:rPr>
+            </w:pPr>
+          </w:p>
+          <w:p>
+            <w:pPr>
+              <w:jc w:val="both"/>
+              <w:rPr>
+                <w:rFonts w:ascii="Consolas" w:hAnsi="Consolas"/>
+                <w:sz w:val="14"/>
+                <w:szCs w:val="14"/>
+              </w:rPr>
+            </w:pPr>
+            <w:r>
+              <w:rPr>
+                <w:rFonts w:ascii="Consolas" w:hAnsi="Consolas"/>
+                <w:sz w:val="14"/>
+                <w:szCs w:val="14"/>
+              </w:rPr>
+              <w:t xml:space="preserve">    % output for 3D visualization</w:t>
+            </w:r>
+          </w:p>
+          <w:p>
+            <w:pPr>
+              <w:jc w:val="both"/>
+              <w:rPr>
+                <w:rFonts w:ascii="Consolas" w:hAnsi="Consolas"/>
+                <w:sz w:val="14"/>
+                <w:szCs w:val="14"/>
+              </w:rPr>
+            </w:pPr>
+            <w:r>
+              <w:rPr>
+                <w:rFonts w:ascii="Consolas" w:hAnsi="Consolas"/>
+                <w:sz w:val="14"/>
+                <w:szCs w:val="14"/>
+              </w:rPr>
+              <w:t xml:space="preserve">    path_cmd = [n_carrot; e_carrot; alt_carrot; traj_type];</w:t>
             </w:r>
           </w:p>
           <w:p>
@@ -8364,13 +8445,12 @@
         <w:rPr>
           <w:b/>
           <w:bCs/>
-          <w:noProof/>
         </w:rPr>
         <w:drawing>
-          <wp:inline distT="0" distB="0" distL="0" distR="0" wp14:anchorId="1F01019E" wp14:editId="58F3DC43">
+          <wp:inline distT="0" distB="0" distL="0" distR="0" wp14:anchorId="134DB391" wp14:editId="7F71D2A2">
             <wp:extent cx="5943600" cy="3343275"/>
             <wp:effectExtent l="0" t="0" r="0" b="9525"/>
-            <wp:docPr id="275155760" name="Picture 1"/>
+            <wp:docPr id="1118374911" name="Picture 1"/>
             <wp:cNvGraphicFramePr>
               <a:graphicFrameLocks xmlns:a="http://schemas.openxmlformats.org/drawingml/2006/main" noChangeAspect="1"/>
             </wp:cNvGraphicFramePr>
@@ -8378,7 +8458,7 @@
               <a:graphicData uri="http://schemas.openxmlformats.org/drawingml/2006/picture">
                 <pic:pic xmlns:pic="http://schemas.openxmlformats.org/drawingml/2006/picture">
                   <pic:nvPicPr>
-                    <pic:cNvPr id="275155760" name=""/>
+                    <pic:cNvPr id="1118374911" name=""/>
                     <pic:cNvPicPr/>
                   </pic:nvPicPr>
                   <pic:blipFill>
@@ -16428,7 +16508,6 @@
   <w:style w:type="character" w:default="1" w:styleId="DefaultParagraphFont">
     <w:name w:val="Default Paragraph Font"/>
     <w:uiPriority w:val="1"/>
-    <w:semiHidden/>
     <w:unhideWhenUsed/>
   </w:style>
   <w:style w:type="table" w:default="1" w:styleId="TableNormal">
